--- a/파일럿/보고자료/한글문서/13_운영비용_안내.docx
+++ b/파일럿/보고자료/한글문서/13_운영비용_안내.docx
@@ -2793,7 +2793,7 @@
           <w:color w:val="8A8FA3"/>
           <w:sz w:val="17"/>
         </w:rPr>
-        <w:t>「오늘의 숙제」 시범 운영 자료 · 2026년 9월 29일</w:t>
+        <w:t>「오늘의 숙제」 자료 · 2026년 9월 29일</w:t>
       </w:r>
     </w:p>
     <w:sectPr>
